--- a/Programming Language/Cover Page.docx
+++ b/Programming Language/Cover Page.docx
@@ -6,7 +6,7 @@
       <w:pPr>
         <w:jc w:val="center"/>
         <w:rPr>
-          <w:rFonts w:eastAsia="Times New Roman" w:cstheme="minorHAnsi"/>
+          <w:rFonts w:ascii="Times New Roman" w:eastAsia="Times New Roman" w:hAnsi="Times New Roman" w:cs="Times New Roman"/>
           <w:b/>
           <w:color w:val="1A0DAB"/>
           <w:sz w:val="40"/>
@@ -41,7 +41,7 @@
       </w:pPr>
       <w:r>
         <w:rPr>
-          <w:rFonts w:eastAsia="Times New Roman" w:cstheme="minorHAnsi"/>
+          <w:rFonts w:ascii="Times New Roman" w:eastAsia="Times New Roman" w:hAnsi="Times New Roman" w:cs="Times New Roman"/>
           <w:b/>
           <w:color w:val="1A0DAB"/>
           <w:sz w:val="40"/>
@@ -83,7 +83,7 @@
         </w:pBdr>
         <w:jc w:val="center"/>
         <w:rPr>
-          <w:rFonts w:eastAsia="Times New Roman" w:cstheme="minorHAnsi"/>
+          <w:rFonts w:ascii="Times New Roman" w:eastAsia="Times New Roman" w:hAnsi="Times New Roman" w:cs="Times New Roman"/>
           <w:color w:val="1A0DAB"/>
           <w:sz w:val="32"/>
           <w:szCs w:val="32"/>
@@ -92,7 +92,7 @@
       </w:pPr>
       <w:r>
         <w:rPr>
-          <w:rFonts w:cstheme="minorHAnsi"/>
+          <w:rFonts w:ascii="Times New Roman" w:hAnsi="Times New Roman" w:cs="Times New Roman"/>
           <w:noProof/>
           <w:sz w:val="32"/>
           <w:szCs w:val="32"/>
@@ -141,17 +141,17 @@
       </w:r>
       <w:r>
         <w:rPr>
-          <w:rFonts w:eastAsia="Times New Roman" w:cstheme="minorHAnsi"/>
-          <w:color w:val="1A0DAB"/>
-          <w:sz w:val="32"/>
-          <w:szCs w:val="32"/>
-          <w:shd w:val="clear" w:color="auto" w:fill="FFFFFF"/>
-        </w:rPr>
-        <w:br/>
-      </w:r>
-      <w:r>
-        <w:rPr>
-          <w:rFonts w:eastAsia="Times New Roman" w:cstheme="minorHAnsi"/>
+          <w:rFonts w:ascii="Times New Roman" w:eastAsia="Times New Roman" w:hAnsi="Times New Roman" w:cs="Times New Roman"/>
+          <w:color w:val="1A0DAB"/>
+          <w:sz w:val="32"/>
+          <w:szCs w:val="32"/>
+          <w:shd w:val="clear" w:color="auto" w:fill="FFFFFF"/>
+        </w:rPr>
+        <w:br/>
+      </w:r>
+      <w:r>
+        <w:rPr>
+          <w:rFonts w:ascii="Times New Roman" w:eastAsia="Times New Roman" w:hAnsi="Times New Roman" w:cs="Times New Roman"/>
           <w:b/>
           <w:color w:val="1A0DAB"/>
           <w:sz w:val="36"/>
@@ -164,17 +164,17 @@
     </w:p>
     <w:p>
       <w:pPr>
-        <w:spacing w:before="240" w:line="240" w:lineRule="auto"/>
+        <w:spacing w:after="0" w:line="240" w:lineRule="auto"/>
         <w:jc w:val="center"/>
         <w:rPr>
-          <w:rFonts w:eastAsia="Times New Roman" w:cstheme="minorHAnsi"/>
+          <w:rFonts w:ascii="Times New Roman" w:eastAsia="Times New Roman" w:hAnsi="Times New Roman" w:cs="Times New Roman"/>
           <w:sz w:val="32"/>
           <w:szCs w:val="32"/>
         </w:rPr>
       </w:pPr>
       <w:r>
         <w:rPr>
-          <w:rFonts w:cstheme="minorHAnsi"/>
+          <w:rFonts w:ascii="Times New Roman" w:hAnsi="Times New Roman" w:cs="Times New Roman"/>
           <w:sz w:val="36"/>
           <w:szCs w:val="36"/>
         </w:rPr>
@@ -182,7 +182,7 @@
       </w:r>
       <w:r>
         <w:rPr>
-          <w:rFonts w:cstheme="minorHAnsi"/>
+          <w:rFonts w:ascii="Times New Roman" w:hAnsi="Times New Roman" w:cs="Times New Roman"/>
           <w:sz w:val="36"/>
           <w:szCs w:val="36"/>
         </w:rPr>
@@ -190,7 +190,7 @@
       </w:r>
       <w:r>
         <w:rPr>
-          <w:rFonts w:cstheme="minorHAnsi"/>
+          <w:rFonts w:ascii="Times New Roman" w:hAnsi="Times New Roman" w:cs="Times New Roman"/>
           <w:sz w:val="36"/>
           <w:szCs w:val="36"/>
         </w:rPr>
@@ -198,27 +198,37 @@
       </w:r>
       <w:r>
         <w:rPr>
-          <w:rFonts w:eastAsia="Times New Roman" w:cstheme="minorHAnsi"/>
-          <w:color w:val="1A0DAB"/>
-          <w:sz w:val="32"/>
-          <w:szCs w:val="32"/>
-          <w:shd w:val="clear" w:color="auto" w:fill="FFFFFF"/>
-        </w:rPr>
-        <w:br/>
-      </w:r>
-      <w:r>
-        <w:rPr>
-          <w:rFonts w:eastAsia="Times New Roman" w:cstheme="minorHAnsi"/>
-          <w:color w:val="1A0DAB"/>
-          <w:sz w:val="32"/>
-          <w:szCs w:val="32"/>
-          <w:shd w:val="clear" w:color="auto" w:fill="FFFFFF"/>
-        </w:rPr>
-        <w:br/>
-      </w:r>
-      <w:r>
-        <w:rPr>
-          <w:rFonts w:eastAsia="Times New Roman" w:cstheme="minorHAnsi"/>
+          <w:rFonts w:ascii="Times New Roman" w:eastAsia="Times New Roman" w:hAnsi="Times New Roman" w:cs="Times New Roman"/>
+          <w:color w:val="1A0DAB"/>
+          <w:sz w:val="32"/>
+          <w:szCs w:val="32"/>
+          <w:shd w:val="clear" w:color="auto" w:fill="FFFFFF"/>
+        </w:rPr>
+        <w:br/>
+      </w:r>
+      <w:r>
+        <w:rPr>
+          <w:rFonts w:ascii="Times New Roman" w:eastAsia="Times New Roman" w:hAnsi="Times New Roman" w:cs="Times New Roman"/>
+          <w:color w:val="1A0DAB"/>
+          <w:sz w:val="32"/>
+          <w:szCs w:val="32"/>
+          <w:shd w:val="clear" w:color="auto" w:fill="FFFFFF"/>
+        </w:rPr>
+        <w:br/>
+      </w:r>
+      <w:r>
+        <w:rPr>
+          <w:rFonts w:ascii="Times New Roman" w:eastAsia="Times New Roman" w:hAnsi="Times New Roman" w:cs="Times New Roman"/>
+          <w:color w:val="1A0DAB"/>
+          <w:sz w:val="32"/>
+          <w:szCs w:val="32"/>
+          <w:shd w:val="clear" w:color="auto" w:fill="FFFFFF"/>
+        </w:rPr>
+        <w:br/>
+      </w:r>
+      <w:r>
+        <w:rPr>
+          <w:rFonts w:ascii="Times New Roman" w:eastAsia="Times New Roman" w:hAnsi="Times New Roman" w:cs="Times New Roman"/>
           <w:color w:val="1A0DAB"/>
           <w:sz w:val="36"/>
           <w:szCs w:val="36"/>
@@ -253,7 +263,7 @@
       </w:r>
       <w:r>
         <w:rPr>
-          <w:rFonts w:eastAsia="Times New Roman" w:cstheme="minorHAnsi"/>
+          <w:rFonts w:ascii="Times New Roman" w:eastAsia="Times New Roman" w:hAnsi="Times New Roman" w:cs="Times New Roman"/>
           <w:color w:val="1A0DAB"/>
           <w:sz w:val="36"/>
           <w:szCs w:val="36"/>
@@ -289,7 +299,7 @@
       </w:r>
       <w:r>
         <w:rPr>
-          <w:rFonts w:eastAsia="Times New Roman" w:cstheme="minorHAnsi"/>
+          <w:rFonts w:ascii="Times New Roman" w:eastAsia="Times New Roman" w:hAnsi="Times New Roman" w:cs="Times New Roman"/>
           <w:color w:val="1A0DAB"/>
           <w:sz w:val="36"/>
           <w:szCs w:val="36"/>
@@ -324,17 +334,17 @@
       </w:r>
       <w:r>
         <w:rPr>
-          <w:rFonts w:eastAsia="Times New Roman" w:cstheme="minorHAnsi"/>
-          <w:color w:val="1A0DAB"/>
-          <w:sz w:val="32"/>
-          <w:szCs w:val="32"/>
-          <w:shd w:val="clear" w:color="auto" w:fill="FFFFFF"/>
-        </w:rPr>
-        <w:br/>
-      </w:r>
-      <w:r>
-        <w:rPr>
-          <w:rFonts w:eastAsia="Times New Roman" w:cstheme="minorHAnsi"/>
+          <w:rFonts w:ascii="Times New Roman" w:eastAsia="Times New Roman" w:hAnsi="Times New Roman" w:cs="Times New Roman"/>
+          <w:color w:val="1A0DAB"/>
+          <w:sz w:val="32"/>
+          <w:szCs w:val="32"/>
+          <w:shd w:val="clear" w:color="auto" w:fill="FFFFFF"/>
+        </w:rPr>
+        <w:br/>
+      </w:r>
+      <w:r>
+        <w:rPr>
+          <w:rFonts w:ascii="Times New Roman" w:eastAsia="Times New Roman" w:hAnsi="Times New Roman" w:cs="Times New Roman"/>
           <w:color w:val="1A0DAB"/>
           <w:sz w:val="32"/>
           <w:szCs w:val="32"/>
@@ -344,27 +354,27 @@
       </w:r>
       <w:r>
         <w:rPr>
-          <w:rFonts w:eastAsia="Times New Roman" w:cstheme="minorHAnsi"/>
-          <w:color w:val="1A0DAB"/>
-          <w:sz w:val="32"/>
-          <w:szCs w:val="32"/>
-          <w:shd w:val="clear" w:color="auto" w:fill="FFFFFF"/>
-        </w:rPr>
-        <w:br/>
-      </w:r>
-      <w:r>
-        <w:rPr>
-          <w:rFonts w:eastAsia="Times New Roman" w:cstheme="minorHAnsi"/>
-          <w:color w:val="1A0DAB"/>
-          <w:sz w:val="32"/>
-          <w:szCs w:val="32"/>
-          <w:shd w:val="clear" w:color="auto" w:fill="FFFFFF"/>
-        </w:rPr>
-        <w:br/>
-      </w:r>
-      <w:r>
-        <w:rPr>
-          <w:rFonts w:eastAsia="Times New Roman" w:cstheme="minorHAnsi"/>
+          <w:rFonts w:ascii="Times New Roman" w:eastAsia="Times New Roman" w:hAnsi="Times New Roman" w:cs="Times New Roman"/>
+          <w:color w:val="1A0DAB"/>
+          <w:sz w:val="32"/>
+          <w:szCs w:val="32"/>
+          <w:shd w:val="clear" w:color="auto" w:fill="FFFFFF"/>
+        </w:rPr>
+        <w:br/>
+      </w:r>
+      <w:r>
+        <w:rPr>
+          <w:rFonts w:ascii="Times New Roman" w:eastAsia="Times New Roman" w:hAnsi="Times New Roman" w:cs="Times New Roman"/>
+          <w:color w:val="1A0DAB"/>
+          <w:sz w:val="32"/>
+          <w:szCs w:val="32"/>
+          <w:shd w:val="clear" w:color="auto" w:fill="FFFFFF"/>
+        </w:rPr>
+        <w:br/>
+      </w:r>
+      <w:r>
+        <w:rPr>
+          <w:rFonts w:ascii="Times New Roman" w:eastAsia="Times New Roman" w:hAnsi="Times New Roman" w:cs="Times New Roman"/>
           <w:b/>
           <w:color w:val="1A0DAB"/>
           <w:sz w:val="32"/>
@@ -375,17 +385,17 @@
       </w:r>
       <w:r>
         <w:rPr>
-          <w:rFonts w:eastAsia="Times New Roman" w:cstheme="minorHAnsi"/>
-          <w:color w:val="1A0DAB"/>
-          <w:sz w:val="32"/>
-          <w:szCs w:val="32"/>
-          <w:shd w:val="clear" w:color="auto" w:fill="FFFFFF"/>
-        </w:rPr>
-        <w:br/>
-      </w:r>
-      <w:r>
-        <w:rPr>
-          <w:rFonts w:eastAsia="Times New Roman" w:cstheme="minorHAnsi"/>
+          <w:rFonts w:ascii="Times New Roman" w:eastAsia="Times New Roman" w:hAnsi="Times New Roman" w:cs="Times New Roman"/>
+          <w:color w:val="1A0DAB"/>
+          <w:sz w:val="32"/>
+          <w:szCs w:val="32"/>
+          <w:shd w:val="clear" w:color="auto" w:fill="FFFFFF"/>
+        </w:rPr>
+        <w:br/>
+      </w:r>
+      <w:r>
+        <w:rPr>
+          <w:rFonts w:ascii="Times New Roman" w:eastAsia="Times New Roman" w:hAnsi="Times New Roman" w:cs="Times New Roman"/>
           <w:sz w:val="44"/>
           <w:szCs w:val="44"/>
         </w:rPr>
@@ -394,7 +404,7 @@
       <w:proofErr w:type="spellStart"/>
       <w:r>
         <w:rPr>
-          <w:rFonts w:eastAsia="Times New Roman" w:cstheme="minorHAnsi"/>
+          <w:rFonts w:ascii="Times New Roman" w:eastAsia="Times New Roman" w:hAnsi="Times New Roman" w:cs="Times New Roman"/>
           <w:sz w:val="44"/>
           <w:szCs w:val="44"/>
         </w:rPr>
@@ -403,7 +413,7 @@
       <w:proofErr w:type="spellEnd"/>
       <w:r>
         <w:rPr>
-          <w:rFonts w:eastAsia="Times New Roman" w:cstheme="minorHAnsi"/>
+          <w:rFonts w:ascii="Times New Roman" w:eastAsia="Times New Roman" w:hAnsi="Times New Roman" w:cs="Times New Roman"/>
           <w:sz w:val="44"/>
           <w:szCs w:val="44"/>
         </w:rPr>
@@ -412,7 +422,7 @@
       <w:proofErr w:type="spellStart"/>
       <w:r>
         <w:rPr>
-          <w:rFonts w:eastAsia="Times New Roman" w:cstheme="minorHAnsi"/>
+          <w:rFonts w:ascii="Times New Roman" w:eastAsia="Times New Roman" w:hAnsi="Times New Roman" w:cs="Times New Roman"/>
           <w:sz w:val="44"/>
           <w:szCs w:val="44"/>
         </w:rPr>
@@ -421,7 +431,7 @@
       <w:proofErr w:type="spellEnd"/>
       <w:r>
         <w:rPr>
-          <w:rFonts w:eastAsia="Times New Roman" w:cstheme="minorHAnsi"/>
+          <w:rFonts w:ascii="Times New Roman" w:eastAsia="Times New Roman" w:hAnsi="Times New Roman" w:cs="Times New Roman"/>
           <w:sz w:val="40"/>
           <w:szCs w:val="40"/>
         </w:rPr>
@@ -429,7 +439,7 @@
       </w:r>
       <w:r>
         <w:rPr>
-          <w:rFonts w:eastAsia="Times New Roman" w:cstheme="minorHAnsi"/>
+          <w:rFonts w:ascii="Times New Roman" w:eastAsia="Times New Roman" w:hAnsi="Times New Roman" w:cs="Times New Roman"/>
           <w:sz w:val="40"/>
           <w:szCs w:val="40"/>
         </w:rPr>
@@ -437,7 +447,7 @@
       </w:r>
       <w:r>
         <w:rPr>
-          <w:rFonts w:eastAsia="Times New Roman" w:cstheme="minorHAnsi"/>
+          <w:rFonts w:ascii="Times New Roman" w:eastAsia="Times New Roman" w:hAnsi="Times New Roman" w:cs="Times New Roman"/>
           <w:sz w:val="36"/>
           <w:szCs w:val="36"/>
         </w:rPr>
@@ -445,31 +455,31 @@
       </w:r>
       <w:r>
         <w:rPr>
-          <w:rFonts w:eastAsia="Times New Roman" w:cstheme="minorHAnsi"/>
-          <w:sz w:val="32"/>
-          <w:szCs w:val="32"/>
-        </w:rPr>
-        <w:br/>
-      </w:r>
-      <w:r>
-        <w:rPr>
-          <w:rFonts w:eastAsia="Times New Roman" w:cstheme="minorHAnsi"/>
-          <w:sz w:val="32"/>
-          <w:szCs w:val="32"/>
-        </w:rPr>
-        <w:br/>
-      </w:r>
-      <w:r>
-        <w:rPr>
-          <w:rFonts w:eastAsia="Times New Roman" w:cstheme="minorHAnsi"/>
-          <w:sz w:val="32"/>
-          <w:szCs w:val="32"/>
-        </w:rPr>
-        <w:br/>
-      </w:r>
-      <w:r>
-        <w:rPr>
-          <w:rFonts w:eastAsia="Times New Roman" w:cstheme="minorHAnsi"/>
+          <w:rFonts w:ascii="Times New Roman" w:eastAsia="Times New Roman" w:hAnsi="Times New Roman" w:cs="Times New Roman"/>
+          <w:sz w:val="32"/>
+          <w:szCs w:val="32"/>
+        </w:rPr>
+        <w:br/>
+      </w:r>
+      <w:r>
+        <w:rPr>
+          <w:rFonts w:ascii="Times New Roman" w:eastAsia="Times New Roman" w:hAnsi="Times New Roman" w:cs="Times New Roman"/>
+          <w:sz w:val="32"/>
+          <w:szCs w:val="32"/>
+        </w:rPr>
+        <w:br/>
+      </w:r>
+      <w:r>
+        <w:rPr>
+          <w:rFonts w:ascii="Times New Roman" w:eastAsia="Times New Roman" w:hAnsi="Times New Roman" w:cs="Times New Roman"/>
+          <w:sz w:val="32"/>
+          <w:szCs w:val="32"/>
+        </w:rPr>
+        <w:br/>
+      </w:r>
+      <w:r>
+        <w:rPr>
+          <w:rFonts w:ascii="Times New Roman" w:eastAsia="Times New Roman" w:hAnsi="Times New Roman" w:cs="Times New Roman"/>
           <w:b/>
           <w:color w:val="1A0DAB"/>
           <w:sz w:val="32"/>
@@ -505,7 +515,7 @@
       </w:r>
       <w:r>
         <w:rPr>
-          <w:rFonts w:eastAsia="Times New Roman" w:cstheme="minorHAnsi"/>
+          <w:rFonts w:ascii="Times New Roman" w:eastAsia="Times New Roman" w:hAnsi="Times New Roman" w:cs="Times New Roman"/>
           <w:color w:val="1A0DAB"/>
           <w:sz w:val="32"/>
           <w:szCs w:val="32"/>
@@ -540,7 +550,7 @@
       </w:r>
       <w:r>
         <w:rPr>
-          <w:rFonts w:eastAsia="Times New Roman" w:cstheme="minorHAnsi"/>
+          <w:rFonts w:ascii="Times New Roman" w:eastAsia="Times New Roman" w:hAnsi="Times New Roman" w:cs="Times New Roman"/>
           <w:sz w:val="44"/>
           <w:szCs w:val="44"/>
         </w:rPr>
@@ -548,7 +558,7 @@
       </w:r>
       <w:r>
         <w:rPr>
-          <w:rFonts w:eastAsia="Times New Roman" w:cstheme="minorHAnsi"/>
+          <w:rFonts w:ascii="Times New Roman" w:eastAsia="Times New Roman" w:hAnsi="Times New Roman" w:cs="Times New Roman"/>
           <w:sz w:val="44"/>
           <w:szCs w:val="44"/>
         </w:rPr>
@@ -556,15 +566,15 @@
       </w:r>
       <w:r>
         <w:rPr>
-          <w:rFonts w:eastAsia="Times New Roman" w:cstheme="minorHAnsi"/>
-          <w:sz w:val="32"/>
-          <w:szCs w:val="32"/>
-        </w:rPr>
-        <w:br/>
-      </w:r>
-      <w:r>
-        <w:rPr>
-          <w:rFonts w:eastAsia="Times New Roman" w:cstheme="minorHAnsi"/>
+          <w:rFonts w:ascii="Times New Roman" w:eastAsia="Times New Roman" w:hAnsi="Times New Roman" w:cs="Times New Roman"/>
+          <w:sz w:val="32"/>
+          <w:szCs w:val="32"/>
+        </w:rPr>
+        <w:br/>
+      </w:r>
+      <w:r>
+        <w:rPr>
+          <w:rFonts w:ascii="Times New Roman" w:eastAsia="Times New Roman" w:hAnsi="Times New Roman" w:cs="Times New Roman"/>
           <w:sz w:val="36"/>
           <w:szCs w:val="36"/>
         </w:rPr>
@@ -572,7 +582,7 @@
       </w:r>
       <w:r>
         <w:rPr>
-          <w:rFonts w:eastAsia="Times New Roman" w:cstheme="minorHAnsi"/>
+          <w:rFonts w:ascii="Times New Roman" w:eastAsia="Times New Roman" w:hAnsi="Times New Roman" w:cs="Times New Roman"/>
           <w:sz w:val="36"/>
           <w:szCs w:val="36"/>
         </w:rPr>
@@ -581,39 +591,55 @@
       </w:r>
       <w:r>
         <w:rPr>
-          <w:rFonts w:eastAsia="Times New Roman" w:cstheme="minorHAnsi"/>
-          <w:sz w:val="32"/>
-          <w:szCs w:val="32"/>
-        </w:rPr>
-        <w:br/>
-      </w:r>
-      <w:r>
-        <w:rPr>
-          <w:rFonts w:eastAsia="Times New Roman" w:cstheme="minorHAnsi"/>
-          <w:sz w:val="32"/>
-          <w:szCs w:val="32"/>
-        </w:rPr>
-        <w:br/>
-      </w:r>
-      <w:r>
-        <w:rPr>
-          <w:rFonts w:eastAsia="Times New Roman" w:cstheme="minorHAnsi"/>
-          <w:sz w:val="32"/>
-          <w:szCs w:val="32"/>
-        </w:rPr>
-        <w:br/>
-      </w:r>
-      <w:r>
-        <w:rPr>
-          <w:rFonts w:eastAsia="Times New Roman" w:cstheme="minorHAnsi"/>
-          <w:sz w:val="32"/>
-          <w:szCs w:val="32"/>
-        </w:rPr>
-        <w:br/>
-      </w:r>
-      <w:r>
-        <w:rPr>
-          <w:rFonts w:eastAsia="Times New Roman" w:cstheme="minorHAnsi"/>
+          <w:rFonts w:ascii="Times New Roman" w:eastAsia="Times New Roman" w:hAnsi="Times New Roman" w:cs="Times New Roman"/>
+          <w:sz w:val="32"/>
+          <w:szCs w:val="32"/>
+        </w:rPr>
+        <w:br/>
+      </w:r>
+      <w:r>
+        <w:rPr>
+          <w:rFonts w:ascii="Times New Roman" w:eastAsia="Times New Roman" w:hAnsi="Times New Roman" w:cs="Times New Roman"/>
+          <w:sz w:val="32"/>
+          <w:szCs w:val="32"/>
+        </w:rPr>
+        <w:br/>
+      </w:r>
+      <w:r>
+        <w:rPr>
+          <w:rFonts w:ascii="Times New Roman" w:eastAsia="Times New Roman" w:hAnsi="Times New Roman" w:cs="Times New Roman"/>
+          <w:sz w:val="32"/>
+          <w:szCs w:val="32"/>
+        </w:rPr>
+        <w:br/>
+      </w:r>
+      <w:r>
+        <w:rPr>
+          <w:rFonts w:ascii="Times New Roman" w:eastAsia="Times New Roman" w:hAnsi="Times New Roman" w:cs="Times New Roman"/>
+          <w:sz w:val="32"/>
+          <w:szCs w:val="32"/>
+        </w:rPr>
+        <w:br/>
+      </w:r>
+      <w:r>
+        <w:rPr>
+          <w:rFonts w:ascii="Times New Roman" w:eastAsia="Times New Roman" w:hAnsi="Times New Roman" w:cs="Times New Roman"/>
+          <w:sz w:val="32"/>
+          <w:szCs w:val="32"/>
+        </w:rPr>
+        <w:br/>
+      </w:r>
+      <w:r>
+        <w:rPr>
+          <w:rFonts w:ascii="Times New Roman" w:eastAsia="Times New Roman" w:hAnsi="Times New Roman" w:cs="Times New Roman"/>
+          <w:sz w:val="32"/>
+          <w:szCs w:val="32"/>
+        </w:rPr>
+        <w:br/>
+      </w:r>
+      <w:r>
+        <w:rPr>
+          <w:rFonts w:ascii="Times New Roman" w:eastAsia="Times New Roman" w:hAnsi="Times New Roman" w:cs="Times New Roman"/>
           <w:sz w:val="36"/>
           <w:szCs w:val="36"/>
         </w:rPr>
@@ -621,58 +647,50 @@
       </w:r>
       <w:r>
         <w:rPr>
-          <w:rFonts w:eastAsia="Times New Roman" w:cstheme="minorHAnsi"/>
-          <w:sz w:val="36"/>
-          <w:szCs w:val="36"/>
-        </w:rPr>
-        <w:t>0</w:t>
+          <w:rFonts w:ascii="Times New Roman" w:eastAsia="Times New Roman" w:hAnsi="Times New Roman" w:cs="Times New Roman"/>
+          <w:sz w:val="36"/>
+          <w:szCs w:val="36"/>
+        </w:rPr>
+        <w:t>08</w:t>
+      </w:r>
+      <w:r>
+        <w:rPr>
+          <w:rFonts w:ascii="Times New Roman" w:eastAsia="Times New Roman" w:hAnsi="Times New Roman" w:cs="Times New Roman"/>
+          <w:sz w:val="36"/>
+          <w:szCs w:val="36"/>
+          <w:vertAlign w:val="superscript"/>
+        </w:rPr>
+        <w:t>th</w:t>
+      </w:r>
+      <w:r>
+        <w:rPr>
+          <w:rFonts w:ascii="Times New Roman" w:eastAsia="Times New Roman" w:hAnsi="Times New Roman" w:cs="Times New Roman"/>
+          <w:sz w:val="36"/>
+          <w:szCs w:val="36"/>
+        </w:rPr>
+        <w:t xml:space="preserve"> </w:t>
+      </w:r>
+      <w:r>
+        <w:rPr>
+          <w:rFonts w:ascii="Times New Roman" w:eastAsia="Times New Roman" w:hAnsi="Times New Roman" w:cs="Times New Roman"/>
+          <w:sz w:val="36"/>
+          <w:szCs w:val="36"/>
+        </w:rPr>
+        <w:t>May</w:t>
+      </w:r>
+      <w:r>
+        <w:rPr>
+          <w:rFonts w:ascii="Times New Roman" w:eastAsia="Times New Roman" w:hAnsi="Times New Roman" w:cs="Times New Roman"/>
+          <w:sz w:val="36"/>
+          <w:szCs w:val="36"/>
+        </w:rPr>
+        <w:t xml:space="preserve"> 2026</w:t>
       </w:r>
       <w:bookmarkStart w:id="0" w:name="_GoBack"/>
       <w:bookmarkEnd w:id="0"/>
       <w:r>
         <w:rPr>
-          <w:rFonts w:eastAsia="Times New Roman" w:cstheme="minorHAnsi"/>
-          <w:sz w:val="36"/>
-          <w:szCs w:val="36"/>
-        </w:rPr>
-        <w:t>8</w:t>
-      </w:r>
-      <w:r>
-        <w:rPr>
-          <w:rFonts w:eastAsia="Times New Roman" w:cstheme="minorHAnsi"/>
-          <w:sz w:val="36"/>
-          <w:szCs w:val="36"/>
-          <w:vertAlign w:val="superscript"/>
-        </w:rPr>
-        <w:t>th</w:t>
-      </w:r>
-      <w:r>
-        <w:rPr>
-          <w:rFonts w:eastAsia="Times New Roman" w:cstheme="minorHAnsi"/>
-          <w:sz w:val="36"/>
-          <w:szCs w:val="36"/>
-        </w:rPr>
-        <w:t xml:space="preserve"> </w:t>
-      </w:r>
-      <w:r>
-        <w:rPr>
-          <w:rFonts w:eastAsia="Times New Roman" w:cstheme="minorHAnsi"/>
-          <w:sz w:val="36"/>
-          <w:szCs w:val="36"/>
-        </w:rPr>
-        <w:t>May</w:t>
-      </w:r>
-      <w:r>
-        <w:rPr>
-          <w:rFonts w:eastAsia="Times New Roman" w:cstheme="minorHAnsi"/>
-          <w:sz w:val="36"/>
-          <w:szCs w:val="36"/>
-        </w:rPr>
-        <w:t xml:space="preserve"> 2026</w:t>
-      </w:r>
-      <w:r>
-        <w:rPr>
-          <w:rFonts w:eastAsia="Times New Roman" w:cstheme="minorHAnsi"/>
+          <w:rFonts w:ascii="Times New Roman" w:eastAsia="Times New Roman" w:hAnsi="Times New Roman" w:cs="Times New Roman"/>
           <w:sz w:val="32"/>
           <w:szCs w:val="32"/>
         </w:rPr>
@@ -683,7 +701,7 @@
       <w:pPr>
         <w:jc w:val="center"/>
         <w:rPr>
-          <w:rFonts w:cstheme="minorHAnsi"/>
+          <w:rFonts w:ascii="Times New Roman" w:hAnsi="Times New Roman" w:cs="Times New Roman"/>
           <w:sz w:val="32"/>
           <w:szCs w:val="32"/>
         </w:rPr>
